--- a/Documents/USER_DOC.docx
+++ b/Documents/USER_DOC.docx
@@ -160,7 +160,7 @@
                     </pic:cNvPicPr>
                   </pic:nvPicPr>
                   <pic:blipFill>
-                    <a:blip r:embed="rId5" cstate="print">
+                    <a:blip r:embed="rId6" cstate="print">
                       <a:extLst>
                         <a:ext uri="{28A0092B-C50C-407E-A947-70E740481C1C}">
                           <a14:useLocalDpi xmlns:a14="http://schemas.microsoft.com/office/drawing/2010/main" val="0"/>
@@ -257,7 +257,7 @@
                     </pic:cNvPicPr>
                   </pic:nvPicPr>
                   <pic:blipFill>
-                    <a:blip r:embed="rId6" cstate="print">
+                    <a:blip r:embed="rId7" cstate="print">
                       <a:extLst>
                         <a:ext uri="{28A0092B-C50C-407E-A947-70E740481C1C}">
                           <a14:useLocalDpi xmlns:a14="http://schemas.microsoft.com/office/drawing/2010/main" val="0"/>
@@ -404,7 +404,7 @@
                     </pic:cNvPicPr>
                   </pic:nvPicPr>
                   <pic:blipFill>
-                    <a:blip r:embed="rId7" cstate="print">
+                    <a:blip r:embed="rId8" cstate="print">
                       <a:extLst>
                         <a:ext uri="{28A0092B-C50C-407E-A947-70E740481C1C}">
                           <a14:useLocalDpi xmlns:a14="http://schemas.microsoft.com/office/drawing/2010/main" val="0"/>
@@ -526,7 +526,7 @@
         <w:t>Supported Crops</w:t>
       </w:r>
       <w:r>
-        <w:t>: A quick-reference grid showing all crops currently supported by our AI models (Tomato, Rice, Potato, Grape, Maize, Cotton).</w:t>
+        <w:t>: A quick-reference grid showing all crops currently supported by our AI models (Tomato, Rice, Potato, Grape, Maize).</w:t>
       </w:r>
     </w:p>
     <w:p>
@@ -632,7 +632,7 @@
                     </pic:cNvPicPr>
                   </pic:nvPicPr>
                   <pic:blipFill>
-                    <a:blip r:embed="rId8" cstate="print">
+                    <a:blip r:embed="rId9" cstate="print">
                       <a:extLst>
                         <a:ext uri="{28A0092B-C50C-407E-A947-70E740481C1C}">
                           <a14:useLocalDpi xmlns:a14="http://schemas.microsoft.com/office/drawing/2010/main" val="0"/>
@@ -860,7 +860,7 @@
           <w:noProof/>
         </w:rPr>
         <w:drawing>
-          <wp:inline distT="0" distB="0" distL="0" distR="0" wp14:anchorId="0734D6C9" wp14:editId="64AD7A45">
+          <wp:inline distT="0" distB="0" distL="0" distR="0" wp14:anchorId="0734D6C9" wp14:editId="47058EF8">
             <wp:extent cx="1668780" cy="3708460"/>
             <wp:effectExtent l="0" t="0" r="7620" b="6350"/>
             <wp:docPr id="502862994" name="Picture 5"/>
@@ -877,7 +877,7 @@
                     </pic:cNvPicPr>
                   </pic:nvPicPr>
                   <pic:blipFill>
-                    <a:blip r:embed="rId9" cstate="print">
+                    <a:blip r:embed="rId10" cstate="print">
                       <a:extLst>
                         <a:ext uri="{28A0092B-C50C-407E-A947-70E740481C1C}">
                           <a14:useLocalDpi xmlns:a14="http://schemas.microsoft.com/office/drawing/2010/main" val="0"/>
@@ -913,7 +913,7 @@
           <w:noProof/>
         </w:rPr>
         <w:drawing>
-          <wp:inline distT="0" distB="0" distL="0" distR="0" wp14:anchorId="5D0D6579" wp14:editId="4E6CA03F">
+          <wp:inline distT="0" distB="0" distL="0" distR="0" wp14:anchorId="5D0D6579" wp14:editId="190DF1E5">
             <wp:extent cx="1668780" cy="3708460"/>
             <wp:effectExtent l="0" t="0" r="7620" b="6350"/>
             <wp:docPr id="1724410758" name="Picture 16"/>
@@ -930,7 +930,7 @@
                     </pic:cNvPicPr>
                   </pic:nvPicPr>
                   <pic:blipFill>
-                    <a:blip r:embed="rId10" cstate="print">
+                    <a:blip r:embed="rId11" cstate="print">
                       <a:extLst>
                         <a:ext uri="{28A0092B-C50C-407E-A947-70E740481C1C}">
                           <a14:useLocalDpi xmlns:a14="http://schemas.microsoft.com/office/drawing/2010/main" val="0"/>
@@ -966,7 +966,7 @@
           <w:noProof/>
         </w:rPr>
         <w:drawing>
-          <wp:inline distT="0" distB="0" distL="0" distR="0" wp14:anchorId="5BD0543F" wp14:editId="7D8E129A">
+          <wp:inline distT="0" distB="0" distL="0" distR="0" wp14:anchorId="5BD0543F" wp14:editId="6A31F196">
             <wp:extent cx="1673325" cy="3718560"/>
             <wp:effectExtent l="0" t="0" r="3175" b="0"/>
             <wp:docPr id="719274787" name="Picture 17"/>
@@ -983,7 +983,7 @@
                     </pic:cNvPicPr>
                   </pic:nvPicPr>
                   <pic:blipFill>
-                    <a:blip r:embed="rId11" cstate="print">
+                    <a:blip r:embed="rId12" cstate="print">
                       <a:extLst>
                         <a:ext uri="{28A0092B-C50C-407E-A947-70E740481C1C}">
                           <a14:useLocalDpi xmlns:a14="http://schemas.microsoft.com/office/drawing/2010/main" val="0"/>
@@ -1238,7 +1238,7 @@
           <w:noProof/>
         </w:rPr>
         <w:drawing>
-          <wp:inline distT="0" distB="0" distL="0" distR="0" wp14:anchorId="70BB7E17" wp14:editId="61F3E538">
+          <wp:inline distT="0" distB="0" distL="0" distR="0" wp14:anchorId="70BB7E17" wp14:editId="63EF30D9">
             <wp:extent cx="1859280" cy="4131799"/>
             <wp:effectExtent l="0" t="0" r="7620" b="2540"/>
             <wp:docPr id="847199025" name="Picture 6"/>
@@ -1255,7 +1255,7 @@
                     </pic:cNvPicPr>
                   </pic:nvPicPr>
                   <pic:blipFill>
-                    <a:blip r:embed="rId12" cstate="print">
+                    <a:blip r:embed="rId13" cstate="print">
                       <a:extLst>
                         <a:ext uri="{28A0092B-C50C-407E-A947-70E740481C1C}">
                           <a14:useLocalDpi xmlns:a14="http://schemas.microsoft.com/office/drawing/2010/main" val="0"/>
@@ -1456,7 +1456,7 @@
           <w:noProof/>
         </w:rPr>
         <w:drawing>
-          <wp:inline distT="0" distB="0" distL="0" distR="0" wp14:anchorId="6E52ED57" wp14:editId="6D228FCF">
+          <wp:inline distT="0" distB="0" distL="0" distR="0" wp14:anchorId="6E52ED57" wp14:editId="3FB027AF">
             <wp:extent cx="1858488" cy="4130040"/>
             <wp:effectExtent l="0" t="0" r="8890" b="3810"/>
             <wp:docPr id="1125204855" name="Picture 7"/>
@@ -1473,7 +1473,7 @@
                     </pic:cNvPicPr>
                   </pic:nvPicPr>
                   <pic:blipFill>
-                    <a:blip r:embed="rId13" cstate="print">
+                    <a:blip r:embed="rId14" cstate="print">
                       <a:extLst>
                         <a:ext uri="{28A0092B-C50C-407E-A947-70E740481C1C}">
                           <a14:useLocalDpi xmlns:a14="http://schemas.microsoft.com/office/drawing/2010/main" val="0"/>
@@ -1617,7 +1617,7 @@
                     </pic:cNvPicPr>
                   </pic:nvPicPr>
                   <pic:blipFill>
-                    <a:blip r:embed="rId14" cstate="print">
+                    <a:blip r:embed="rId15" cstate="print">
                       <a:extLst>
                         <a:ext uri="{28A0092B-C50C-407E-A947-70E740481C1C}">
                           <a14:useLocalDpi xmlns:a14="http://schemas.microsoft.com/office/drawing/2010/main" val="0"/>
@@ -1708,7 +1708,7 @@
                     </pic:cNvPicPr>
                   </pic:nvPicPr>
                   <pic:blipFill>
-                    <a:blip r:embed="rId15" cstate="print">
+                    <a:blip r:embed="rId16" cstate="print">
                       <a:extLst>
                         <a:ext uri="{28A0092B-C50C-407E-A947-70E740481C1C}">
                           <a14:useLocalDpi xmlns:a14="http://schemas.microsoft.com/office/drawing/2010/main" val="0"/>
@@ -1778,7 +1778,7 @@
           <w:noProof/>
         </w:rPr>
         <w:drawing>
-          <wp:inline distT="0" distB="0" distL="0" distR="0" wp14:anchorId="701AF851" wp14:editId="0D630B1B">
+          <wp:inline distT="0" distB="0" distL="0" distR="0" wp14:anchorId="701AF851" wp14:editId="19893482">
             <wp:extent cx="1683612" cy="3741420"/>
             <wp:effectExtent l="0" t="0" r="0" b="0"/>
             <wp:docPr id="286472237" name="Picture 10"/>
@@ -1795,7 +1795,7 @@
                     </pic:cNvPicPr>
                   </pic:nvPicPr>
                   <pic:blipFill>
-                    <a:blip r:embed="rId16" cstate="print">
+                    <a:blip r:embed="rId17" cstate="print">
                       <a:extLst>
                         <a:ext uri="{28A0092B-C50C-407E-A947-70E740481C1C}">
                           <a14:useLocalDpi xmlns:a14="http://schemas.microsoft.com/office/drawing/2010/main" val="0"/>
@@ -2809,4 +2809,16 @@
     </a:ext>
   </a:extLst>
 </a:theme>
+</file>
+
+<file path=customXml/item1.xml><?xml version="1.0" encoding="utf-8"?>
+<b:Sources xmlns:b="http://schemas.openxmlformats.org/officeDocument/2006/bibliography" xmlns="http://schemas.openxmlformats.org/officeDocument/2006/bibliography" SelectedStyle="\APASixthEditionOfficeOnline.xsl" StyleName="APA" Version="6"/>
+</file>
+
+<file path=customXml/itemProps1.xml><?xml version="1.0" encoding="utf-8"?>
+<ds:datastoreItem xmlns:ds="http://schemas.openxmlformats.org/officeDocument/2006/customXml" ds:itemID="{F99AC0F4-C687-4D4A-B92D-213A43A55EA8}">
+  <ds:schemaRefs>
+    <ds:schemaRef ds:uri="http://schemas.openxmlformats.org/officeDocument/2006/bibliography"/>
+  </ds:schemaRefs>
+</ds:datastoreItem>
 </file>